--- a/01-嵌入式操作系统及应用/01-教案/嵌入式操作系统及应用-11.docx
+++ b/01-嵌入式操作系统及应用/01-教案/嵌入式操作系统及应用-11.docx
@@ -119,6 +119,7 @@
             <w:insideH w:val="single" w:color="auto" w:sz="4" w:space="0"/>
             <w:insideV w:val="single" w:color="auto" w:sz="4" w:space="0"/>
           </w:tblBorders>
+          <w:shd w:val="clear" w:color="auto" w:fill="FFFFFF"/>
           <w:tblCellMar>
             <w:top w:w="0" w:type="dxa"/>
             <w:left w:w="108" w:type="dxa"/>
@@ -240,6 +241,21 @@
                 <w:lang w:val="en-US" w:eastAsia="zh-CN"/>
               </w:rPr>
             </w:pPr>
+            <w:r>
+              <w:rPr>
+                <w:rFonts w:ascii="Segoe UI" w:hAnsi="Segoe UI" w:eastAsia="Segoe UI" w:cs="Segoe UI"/>
+                <w:i w:val="0"/>
+                <w:iCs w:val="0"/>
+                <w:caps w:val="0"/>
+                <w:spacing w:val="0"/>
+                <w:sz w:val="16"/>
+                <w:szCs w:val="16"/>
+                <w:shd w:val="clear" w:fill="FBFBFB"/>
+              </w:rPr>
+              <w:t>2025-11-05</w:t>
+            </w:r>
+            <w:bookmarkStart w:id="0" w:name="_GoBack"/>
+            <w:bookmarkEnd w:id="0"/>
           </w:p>
         </w:tc>
       </w:tr>
@@ -323,33 +339,6 @@
               </w:rPr>
               <w:t>物联网2411</w:t>
             </w:r>
-            <w:r>
-              <w:rPr>
-                <w:rFonts w:hint="eastAsia" w:ascii="宋体" w:hAnsi="宋体" w:eastAsia="宋体" w:cs="宋体"/>
-                <w:sz w:val="21"/>
-                <w:szCs w:val="21"/>
-                <w:lang w:val="en-US" w:eastAsia="zh-CN"/>
-              </w:rPr>
-              <w:t>|</w:t>
-            </w:r>
-            <w:r>
-              <w:rPr>
-                <w:rFonts w:hint="eastAsia" w:ascii="宋体" w:hAnsi="宋体" w:eastAsia="宋体" w:cs="宋体"/>
-                <w:sz w:val="21"/>
-                <w:szCs w:val="21"/>
-                <w:lang w:eastAsia="zh-CN"/>
-              </w:rPr>
-              <w:t>物联网241</w:t>
-            </w:r>
-            <w:r>
-              <w:rPr>
-                <w:rFonts w:hint="eastAsia" w:ascii="宋体" w:hAnsi="宋体" w:eastAsia="宋体" w:cs="宋体"/>
-                <w:sz w:val="21"/>
-                <w:szCs w:val="21"/>
-                <w:lang w:val="en-US" w:eastAsia="zh-CN"/>
-              </w:rPr>
-              <w:t>2</w:t>
-            </w:r>
           </w:p>
         </w:tc>
         <w:tc>
@@ -682,6 +671,7 @@
             <w:insideH w:val="single" w:color="auto" w:sz="4" w:space="0"/>
             <w:insideV w:val="single" w:color="auto" w:sz="4" w:space="0"/>
           </w:tblBorders>
+          <w:shd w:val="clear" w:color="auto" w:fill="FFFFFF"/>
           <w:tblCellMar>
             <w:top w:w="0" w:type="dxa"/>
             <w:left w:w="108" w:type="dxa"/>
@@ -792,7 +782,6 @@
                 <w:spacing w:val="0"/>
                 <w:sz w:val="17"/>
                 <w:szCs w:val="17"/>
-                <w:bdr w:val="none" w:color="auto" w:sz="0" w:space="0"/>
                 <w:shd w:val="clear" w:fill="F0F0F0"/>
               </w:rPr>
               <w:t>IoTPwmInit()</w:t>
@@ -822,7 +811,6 @@
                 <w:spacing w:val="0"/>
                 <w:sz w:val="17"/>
                 <w:szCs w:val="17"/>
-                <w:bdr w:val="none" w:color="auto" w:sz="0" w:space="0"/>
                 <w:shd w:val="clear" w:fill="F0F0F0"/>
               </w:rPr>
               <w:t>IoTPwmStart()</w:t>
@@ -852,7 +840,6 @@
                 <w:spacing w:val="0"/>
                 <w:sz w:val="17"/>
                 <w:szCs w:val="17"/>
-                <w:bdr w:val="none" w:color="auto" w:sz="0" w:space="0"/>
                 <w:shd w:val="clear" w:fill="F0F0F0"/>
               </w:rPr>
               <w:t>IoTPwmStop()</w:t>
@@ -912,6 +899,7 @@
             <w:insideH w:val="single" w:color="auto" w:sz="4" w:space="0"/>
             <w:insideV w:val="single" w:color="auto" w:sz="4" w:space="0"/>
           </w:tblBorders>
+          <w:shd w:val="clear" w:color="auto" w:fill="FFFFFF"/>
           <w:tblCellMar>
             <w:top w:w="0" w:type="dxa"/>
             <w:left w:w="108" w:type="dxa"/>
@@ -1030,7 +1018,6 @@
                 <w:spacing w:val="0"/>
                 <w:sz w:val="17"/>
                 <w:szCs w:val="17"/>
-                <w:bdr w:val="none" w:color="auto" w:sz="0" w:space="0"/>
                 <w:shd w:val="clear" w:fill="F0F0F0"/>
               </w:rPr>
               <w:t>IoTPwmStart()</w:t>
@@ -1219,7 +1206,6 @@
                 <w:spacing w:val="0"/>
                 <w:sz w:val="17"/>
                 <w:szCs w:val="17"/>
-                <w:bdr w:val="none" w:color="auto" w:sz="0" w:space="0"/>
                 <w:shd w:val="clear" w:fill="F0F0F0"/>
               </w:rPr>
               <w:t>IoTPwmInit(port)</w:t>
@@ -1249,7 +1235,6 @@
                 <w:spacing w:val="0"/>
                 <w:sz w:val="17"/>
                 <w:szCs w:val="17"/>
-                <w:bdr w:val="none" w:color="auto" w:sz="0" w:space="0"/>
                 <w:shd w:val="clear" w:fill="F0F0F0"/>
               </w:rPr>
               <w:t>IoTPwmStart(port, 50, 1000)</w:t>
@@ -1307,7 +1292,6 @@
                 <w:spacing w:val="0"/>
                 <w:sz w:val="17"/>
                 <w:szCs w:val="17"/>
-                <w:bdr w:val="none" w:color="auto" w:sz="0" w:space="0"/>
                 <w:shd w:val="clear" w:fill="F0F0F0"/>
               </w:rPr>
               <w:t>vendor/lockzhiner/rk2206/sample/BUILD.gn</w:t>
@@ -1337,7 +1321,6 @@
                 <w:spacing w:val="0"/>
                 <w:sz w:val="17"/>
                 <w:szCs w:val="17"/>
-                <w:bdr w:val="none" w:color="auto" w:sz="0" w:space="0"/>
                 <w:shd w:val="clear" w:fill="F0F0F0"/>
               </w:rPr>
               <w:t>./a8_hal_pwm:hal_pwm_example</w:t>
@@ -1367,7 +1350,6 @@
                 <w:spacing w:val="0"/>
                 <w:sz w:val="17"/>
                 <w:szCs w:val="17"/>
-                <w:bdr w:val="none" w:color="auto" w:sz="0" w:space="0"/>
                 <w:shd w:val="clear" w:fill="F0F0F0"/>
               </w:rPr>
               <w:t>Makefile</w:t>
@@ -1397,7 +1379,6 @@
                 <w:spacing w:val="0"/>
                 <w:sz w:val="17"/>
                 <w:szCs w:val="17"/>
-                <w:bdr w:val="none" w:color="auto" w:sz="0" w:space="0"/>
                 <w:shd w:val="clear" w:fill="F0F0F0"/>
               </w:rPr>
               <w:t>-lhal_pwm_example</w:t>
@@ -1455,7 +1436,6 @@
                 <w:spacing w:val="0"/>
                 <w:sz w:val="17"/>
                 <w:szCs w:val="17"/>
-                <w:bdr w:val="none" w:color="auto" w:sz="0" w:space="0"/>
                 <w:shd w:val="clear" w:fill="F0F0F0"/>
               </w:rPr>
               <w:t>PWM(x) start/end</w:t>
@@ -1569,7 +1549,6 @@
                 <w:spacing w:val="0"/>
                 <w:sz w:val="17"/>
                 <w:szCs w:val="17"/>
-                <w:bdr w:val="none" w:color="auto" w:sz="0" w:space="0"/>
                 <w:shd w:val="clear" w:fill="F0F0F0"/>
               </w:rPr>
               <w:t>IoTPwmStart()</w:t>
@@ -1824,6 +1803,7 @@
             <w:insideH w:val="single" w:color="auto" w:sz="4" w:space="0"/>
             <w:insideV w:val="single" w:color="auto" w:sz="4" w:space="0"/>
           </w:tblBorders>
+          <w:shd w:val="clear" w:color="auto" w:fill="FFFFFF"/>
           <w:tblCellMar>
             <w:top w:w="0" w:type="dxa"/>
             <w:left w:w="108" w:type="dxa"/>
@@ -2025,6 +2005,7 @@
           </w:tcPr>
           <w:tbl>
             <w:tblPr>
+              <w:tblStyle w:val="8"/>
               <w:tblW w:w="20390" w:type="dxa"/>
               <w:tblInd w:w="-161" w:type="dxa"/>
               <w:tblBorders>
@@ -2057,7 +2038,12 @@
                   <w:insideH w:val="none" w:color="auto" w:sz="0" w:space="0"/>
                   <w:insideV w:val="none" w:color="auto" w:sz="0" w:space="0"/>
                 </w:tblBorders>
-                <w:shd w:val="clear" w:color="auto" w:fill="FFFFFF"/>
+                <w:tblCellMar>
+                  <w:top w:w="15" w:type="dxa"/>
+                  <w:left w:w="15" w:type="dxa"/>
+                  <w:bottom w:w="15" w:type="dxa"/>
+                  <w:right w:w="15" w:type="dxa"/>
+                </w:tblCellMar>
               </w:tblPrEx>
               <w:tc>
                 <w:tcPr>
@@ -2106,7 +2092,6 @@
                       <w:kern w:val="0"/>
                       <w:sz w:val="19"/>
                       <w:szCs w:val="19"/>
-                      <w:bdr w:val="none" w:color="auto" w:sz="0" w:space="0"/>
                       <w:lang w:val="en-US" w:eastAsia="zh-CN" w:bidi="ar"/>
                     </w:rPr>
                     <w:br w:type="textWrapping"/>
@@ -2122,7 +2107,6 @@
                       <w:kern w:val="0"/>
                       <w:sz w:val="19"/>
                       <w:szCs w:val="19"/>
-                      <w:bdr w:val="none" w:color="auto" w:sz="0" w:space="0"/>
                       <w:lang w:val="en-US" w:eastAsia="zh-CN" w:bidi="ar"/>
                     </w:rPr>
                     <w:t>1. 实操任务：</w:t>
@@ -2138,7 +2122,6 @@
                       <w:kern w:val="0"/>
                       <w:sz w:val="19"/>
                       <w:szCs w:val="19"/>
-                      <w:bdr w:val="none" w:color="auto" w:sz="0" w:space="0"/>
                       <w:lang w:val="en-US" w:eastAsia="zh-CN" w:bidi="ar"/>
                     </w:rPr>
                     <w:br w:type="textWrapping"/>
@@ -2154,7 +2137,6 @@
                       <w:kern w:val="0"/>
                       <w:sz w:val="19"/>
                       <w:szCs w:val="19"/>
-                      <w:bdr w:val="none" w:color="auto" w:sz="0" w:space="0"/>
                       <w:lang w:val="en-US" w:eastAsia="zh-CN" w:bidi="ar"/>
                     </w:rPr>
                     <w:t>- 修改代码：将</w:t>
@@ -2171,7 +2153,6 @@
                       <w:kern w:val="0"/>
                       <w:sz w:val="17"/>
                       <w:szCs w:val="17"/>
-                      <w:bdr w:val="none" w:color="auto" w:sz="0" w:space="0"/>
                       <w:shd w:val="clear" w:fill="F0F0F0"/>
                       <w:lang w:val="en-US" w:eastAsia="zh-CN" w:bidi="ar"/>
                     </w:rPr>
@@ -2188,7 +2169,6 @@
                       <w:kern w:val="0"/>
                       <w:sz w:val="19"/>
                       <w:szCs w:val="19"/>
-                      <w:bdr w:val="none" w:color="auto" w:sz="0" w:space="0"/>
                       <w:lang w:val="en-US" w:eastAsia="zh-CN" w:bidi="ar"/>
                     </w:rPr>
                     <w:t>占空比改为30、70，观察串口日志，提交修改后代码与日志截图；</w:t>
@@ -2204,7 +2184,6 @@
                       <w:kern w:val="0"/>
                       <w:sz w:val="19"/>
                       <w:szCs w:val="19"/>
-                      <w:bdr w:val="none" w:color="auto" w:sz="0" w:space="0"/>
                       <w:lang w:val="en-US" w:eastAsia="zh-CN" w:bidi="ar"/>
                     </w:rPr>
                     <w:br w:type="textWrapping"/>
@@ -2220,7 +2199,6 @@
                       <w:kern w:val="0"/>
                       <w:sz w:val="19"/>
                       <w:szCs w:val="19"/>
-                      <w:bdr w:val="none" w:color="auto" w:sz="0" w:space="0"/>
                       <w:lang w:val="en-US" w:eastAsia="zh-CN" w:bidi="ar"/>
                     </w:rPr>
                     <w:t>- 新增功能：在端口5停止后，延迟2秒再启动端口6，验证PWM端口切换的灵活性。</w:t>
@@ -2236,7 +2214,6 @@
                       <w:kern w:val="0"/>
                       <w:sz w:val="19"/>
                       <w:szCs w:val="19"/>
-                      <w:bdr w:val="none" w:color="auto" w:sz="0" w:space="0"/>
                       <w:lang w:val="en-US" w:eastAsia="zh-CN" w:bidi="ar"/>
                     </w:rPr>
                     <w:br w:type="textWrapping"/>
@@ -2252,7 +2229,6 @@
                       <w:kern w:val="0"/>
                       <w:sz w:val="19"/>
                       <w:szCs w:val="19"/>
-                      <w:bdr w:val="none" w:color="auto" w:sz="0" w:space="0"/>
                       <w:lang w:val="en-US" w:eastAsia="zh-CN" w:bidi="ar"/>
                     </w:rPr>
                     <w:t>2. 预习任务：</w:t>
@@ -2268,7 +2244,6 @@
                       <w:kern w:val="0"/>
                       <w:sz w:val="19"/>
                       <w:szCs w:val="19"/>
-                      <w:bdr w:val="none" w:color="auto" w:sz="0" w:space="0"/>
                       <w:lang w:val="en-US" w:eastAsia="zh-CN" w:bidi="ar"/>
                     </w:rPr>
                     <w:br w:type="textWrapping"/>
@@ -2284,7 +2259,6 @@
                       <w:kern w:val="0"/>
                       <w:sz w:val="19"/>
                       <w:szCs w:val="19"/>
-                      <w:bdr w:val="none" w:color="auto" w:sz="0" w:space="0"/>
                       <w:lang w:val="en-US" w:eastAsia="zh-CN" w:bidi="ar"/>
                     </w:rPr>
                     <w:t>- 阅读参考资料中“鸿蒙硬件GPIO控制”章节，了解</w:t>
@@ -2301,7 +2275,6 @@
                       <w:kern w:val="0"/>
                       <w:sz w:val="17"/>
                       <w:szCs w:val="17"/>
-                      <w:bdr w:val="none" w:color="auto" w:sz="0" w:space="0"/>
                       <w:shd w:val="clear" w:fill="F0F0F0"/>
                       <w:lang w:val="en-US" w:eastAsia="zh-CN" w:bidi="ar"/>
                     </w:rPr>
@@ -2318,7 +2291,6 @@
                       <w:kern w:val="0"/>
                       <w:sz w:val="19"/>
                       <w:szCs w:val="19"/>
-                      <w:bdr w:val="none" w:color="auto" w:sz="0" w:space="0"/>
                       <w:lang w:val="en-US" w:eastAsia="zh-CN" w:bidi="ar"/>
                     </w:rPr>
                     <w:t>基本功能，为下次课程铺垫。</w:t>
@@ -2348,6 +2320,7 @@
             <w:insideH w:val="single" w:color="auto" w:sz="4" w:space="0"/>
             <w:insideV w:val="single" w:color="auto" w:sz="4" w:space="0"/>
           </w:tblBorders>
+          <w:shd w:val="clear" w:color="auto" w:fill="FFFFFF"/>
           <w:tblCellMar>
             <w:top w:w="0" w:type="dxa"/>
             <w:left w:w="108" w:type="dxa"/>
@@ -3019,7 +2992,6 @@
                 <w:spacing w:val="0"/>
                 <w:sz w:val="17"/>
                 <w:szCs w:val="17"/>
-                <w:bdr w:val="none" w:color="auto" w:sz="0" w:space="0"/>
                 <w:shd w:val="clear" w:fill="F0F0F0"/>
               </w:rPr>
               <w:t>IoTPwmStart()</w:t>
@@ -4096,7 +4068,6 @@
                 <w:spacing w:val="0"/>
                 <w:sz w:val="17"/>
                 <w:szCs w:val="17"/>
-                <w:bdr w:val="none" w:color="auto" w:sz="0" w:space="0"/>
                 <w:shd w:val="clear" w:fill="F0F0F0"/>
               </w:rPr>
               <w:t>IoTPwmInit()</w:t>
@@ -4126,7 +4097,6 @@
                 <w:spacing w:val="0"/>
                 <w:sz w:val="17"/>
                 <w:szCs w:val="17"/>
-                <w:bdr w:val="none" w:color="auto" w:sz="0" w:space="0"/>
                 <w:shd w:val="clear" w:fill="F0F0F0"/>
               </w:rPr>
               <w:t>IoTPwmStart()</w:t>
@@ -4558,7 +4528,6 @@
                 <w:spacing w:val="0"/>
                 <w:sz w:val="17"/>
                 <w:szCs w:val="17"/>
-                <w:bdr w:val="none" w:color="auto" w:sz="0" w:space="0"/>
                 <w:shd w:val="clear" w:fill="F0F0F0"/>
               </w:rPr>
               <w:t>a8_hal_pwm</w:t>
@@ -4996,7 +4965,6 @@
                 <w:spacing w:val="0"/>
                 <w:sz w:val="17"/>
                 <w:szCs w:val="17"/>
-                <w:bdr w:val="none" w:color="auto" w:sz="0" w:space="0"/>
                 <w:shd w:val="clear" w:fill="F0F0F0"/>
               </w:rPr>
               <w:t>pwm_example()</w:t>
@@ -5026,7 +4994,6 @@
                 <w:spacing w:val="0"/>
                 <w:sz w:val="17"/>
                 <w:szCs w:val="17"/>
-                <w:bdr w:val="none" w:color="auto" w:sz="0" w:space="0"/>
                 <w:shd w:val="clear" w:fill="F0F0F0"/>
               </w:rPr>
               <w:t>hal_pw_thread()</w:t>
@@ -5084,7 +5051,6 @@
                 <w:spacing w:val="0"/>
                 <w:sz w:val="17"/>
                 <w:szCs w:val="17"/>
-                <w:bdr w:val="none" w:color="auto" w:sz="0" w:space="0"/>
                 <w:shd w:val="clear" w:fill="F0F0F0"/>
               </w:rPr>
               <w:t>BUILD.gn</w:t>
@@ -5114,7 +5080,6 @@
                 <w:spacing w:val="0"/>
                 <w:sz w:val="17"/>
                 <w:szCs w:val="17"/>
-                <w:bdr w:val="none" w:color="auto" w:sz="0" w:space="0"/>
                 <w:shd w:val="clear" w:fill="F0F0F0"/>
               </w:rPr>
               <w:t>Makefile</w:t>
@@ -5172,7 +5137,6 @@
                 <w:spacing w:val="0"/>
                 <w:sz w:val="17"/>
                 <w:szCs w:val="17"/>
-                <w:bdr w:val="none" w:color="auto" w:sz="0" w:space="0"/>
                 <w:shd w:val="clear" w:fill="F0F0F0"/>
               </w:rPr>
               <w:t>IoTPwmStart()</w:t>
@@ -5572,7 +5536,6 @@
                 <w:spacing w:val="0"/>
                 <w:sz w:val="17"/>
                 <w:szCs w:val="17"/>
-                <w:bdr w:val="none" w:color="auto" w:sz="0" w:space="0"/>
                 <w:shd w:val="clear" w:fill="F0F0F0"/>
               </w:rPr>
               <w:t>a8_hal_pwm</w:t>
@@ -5658,7 +5621,6 @@
                 <w:spacing w:val="0"/>
                 <w:sz w:val="17"/>
                 <w:szCs w:val="17"/>
-                <w:bdr w:val="none" w:color="auto" w:sz="0" w:space="0"/>
                 <w:shd w:val="clear" w:fill="F0F0F0"/>
               </w:rPr>
               <w:t>BUILD.gn</w:t>
@@ -5688,7 +5650,6 @@
                 <w:spacing w:val="0"/>
                 <w:sz w:val="17"/>
                 <w:szCs w:val="17"/>
-                <w:bdr w:val="none" w:color="auto" w:sz="0" w:space="0"/>
                 <w:shd w:val="clear" w:fill="F0F0F0"/>
               </w:rPr>
               <w:t>Makefile</w:t>
@@ -6638,6 +6599,7 @@
           </w:tcPr>
           <w:tbl>
             <w:tblPr>
+              <w:tblStyle w:val="8"/>
               <w:tblW w:w="20390" w:type="dxa"/>
               <w:tblInd w:w="-161" w:type="dxa"/>
               <w:tblBorders>
@@ -6725,7 +6687,6 @@
                       <w:kern w:val="0"/>
                       <w:sz w:val="19"/>
                       <w:szCs w:val="19"/>
-                      <w:bdr w:val="none" w:color="auto" w:sz="0" w:space="0"/>
                       <w:lang w:val="en-US" w:eastAsia="zh-CN" w:bidi="ar"/>
                     </w:rPr>
                     <w:br w:type="textWrapping"/>
@@ -6741,7 +6702,6 @@
                       <w:kern w:val="0"/>
                       <w:sz w:val="19"/>
                       <w:szCs w:val="19"/>
-                      <w:bdr w:val="none" w:color="auto" w:sz="0" w:space="0"/>
                       <w:lang w:val="en-US" w:eastAsia="zh-CN" w:bidi="ar"/>
                     </w:rPr>
                     <w:t>1. 上传PPT、实操视频、错误排查手册；</w:t>
@@ -6757,7 +6717,6 @@
                       <w:kern w:val="0"/>
                       <w:sz w:val="19"/>
                       <w:szCs w:val="19"/>
-                      <w:bdr w:val="none" w:color="auto" w:sz="0" w:space="0"/>
                       <w:lang w:val="en-US" w:eastAsia="zh-CN" w:bidi="ar"/>
                     </w:rPr>
                     <w:br w:type="textWrapping"/>
@@ -6773,7 +6732,6 @@
                       <w:kern w:val="0"/>
                       <w:sz w:val="19"/>
                       <w:szCs w:val="19"/>
-                      <w:bdr w:val="none" w:color="auto" w:sz="0" w:space="0"/>
                       <w:lang w:val="en-US" w:eastAsia="zh-CN" w:bidi="ar"/>
                     </w:rPr>
                     <w:t>2. 24小时内回复问题，汇总高频错误。</w:t>
@@ -6898,8 +6856,6 @@
               </w:rPr>
               <w:t>提供复习支持，帮助查漏补缺。</w:t>
             </w:r>
-            <w:bookmarkStart w:id="0" w:name="_GoBack"/>
-            <w:bookmarkEnd w:id="0"/>
           </w:p>
         </w:tc>
       </w:tr>
@@ -7040,7 +6996,7 @@
     <w:lsdException w:uiPriority="99" w:name="HTML Acronym"/>
     <w:lsdException w:uiPriority="99" w:name="HTML Address"/>
     <w:lsdException w:uiPriority="99" w:name="HTML Cite"/>
-    <w:lsdException w:uiPriority="99" w:name="HTML Code"/>
+    <w:lsdException w:qFormat="1" w:uiPriority="99" w:name="HTML Code"/>
     <w:lsdException w:uiPriority="99" w:name="HTML Definition"/>
     <w:lsdException w:uiPriority="99" w:name="HTML Keyboard"/>
     <w:lsdException w:uiPriority="99" w:name="HTML Preformatted"/>
@@ -7366,6 +7322,7 @@
     <w:basedOn w:val="9"/>
     <w:semiHidden/>
     <w:unhideWhenUsed/>
+    <w:qFormat/>
     <w:uiPriority w:val="99"/>
     <w:rPr>
       <w:rFonts w:ascii="Courier New" w:hAnsi="Courier New"/>

--- a/01-嵌入式操作系统及应用/01-教案/嵌入式操作系统及应用-11.docx
+++ b/01-嵌入式操作系统及应用/01-教案/嵌入式操作系统及应用-11.docx
@@ -119,7 +119,6 @@
             <w:insideH w:val="single" w:color="auto" w:sz="4" w:space="0"/>
             <w:insideV w:val="single" w:color="auto" w:sz="4" w:space="0"/>
           </w:tblBorders>
-          <w:shd w:val="clear" w:color="auto" w:fill="FFFFFF"/>
           <w:tblCellMar>
             <w:top w:w="0" w:type="dxa"/>
             <w:left w:w="108" w:type="dxa"/>
@@ -243,16 +242,17 @@
             </w:pPr>
             <w:r>
               <w:rPr>
-                <w:rFonts w:ascii="Segoe UI" w:hAnsi="Segoe UI" w:eastAsia="Segoe UI" w:cs="Segoe UI"/>
-                <w:i w:val="0"/>
-                <w:iCs w:val="0"/>
-                <w:caps w:val="0"/>
-                <w:spacing w:val="0"/>
-                <w:sz w:val="16"/>
-                <w:szCs w:val="16"/>
-                <w:shd w:val="clear" w:fill="FBFBFB"/>
-              </w:rPr>
-              <w:t>2025-11-05</w:t>
+                <w:rFonts w:ascii="Noto Sans SC" w:hAnsi="Noto Sans SC" w:eastAsia="Noto Sans SC" w:cs="Noto Sans SC"/>
+                <w:i w:val="0"/>
+                <w:iCs w:val="0"/>
+                <w:caps w:val="0"/>
+                <w:color w:val="000000"/>
+                <w:spacing w:val="0"/>
+                <w:sz w:val="14"/>
+                <w:szCs w:val="14"/>
+                <w:shd w:val="clear" w:fill="FFFFFF"/>
+              </w:rPr>
+              <w:t>2025-10-31</w:t>
             </w:r>
             <w:bookmarkStart w:id="0" w:name="_GoBack"/>
             <w:bookmarkEnd w:id="0"/>
@@ -269,7 +269,6 @@
             <w:insideH w:val="single" w:color="auto" w:sz="4" w:space="0"/>
             <w:insideV w:val="single" w:color="auto" w:sz="4" w:space="0"/>
           </w:tblBorders>
-          <w:shd w:val="clear" w:color="auto" w:fill="FFFFFF"/>
           <w:tblCellMar>
             <w:top w:w="0" w:type="dxa"/>
             <w:left w:w="108" w:type="dxa"/>
@@ -337,7 +336,16 @@
                 <w:szCs w:val="21"/>
                 <w:lang w:eastAsia="zh-CN"/>
               </w:rPr>
-              <w:t>物联网2411</w:t>
+              <w:t>物联网241</w:t>
+            </w:r>
+            <w:r>
+              <w:rPr>
+                <w:rFonts w:hint="eastAsia" w:ascii="宋体" w:hAnsi="宋体" w:eastAsia="宋体" w:cs="宋体"/>
+                <w:sz w:val="21"/>
+                <w:szCs w:val="21"/>
+                <w:lang w:val="en-US" w:eastAsia="zh-CN"/>
+              </w:rPr>
+              <w:t>2</w:t>
             </w:r>
           </w:p>
         </w:tc>
@@ -412,7 +420,6 @@
             <w:insideH w:val="single" w:color="auto" w:sz="4" w:space="0"/>
             <w:insideV w:val="single" w:color="auto" w:sz="4" w:space="0"/>
           </w:tblBorders>
-          <w:shd w:val="clear" w:color="auto" w:fill="FFFFFF"/>
           <w:tblCellMar>
             <w:top w:w="0" w:type="dxa"/>
             <w:left w:w="108" w:type="dxa"/>
@@ -495,7 +502,6 @@
             <w:insideH w:val="single" w:color="auto" w:sz="4" w:space="0"/>
             <w:insideV w:val="single" w:color="auto" w:sz="4" w:space="0"/>
           </w:tblBorders>
-          <w:shd w:val="clear" w:color="auto" w:fill="FFFFFF"/>
           <w:tblCellMar>
             <w:top w:w="0" w:type="dxa"/>
             <w:left w:w="108" w:type="dxa"/>
@@ -671,7 +677,6 @@
             <w:insideH w:val="single" w:color="auto" w:sz="4" w:space="0"/>
             <w:insideV w:val="single" w:color="auto" w:sz="4" w:space="0"/>
           </w:tblBorders>
-          <w:shd w:val="clear" w:color="auto" w:fill="FFFFFF"/>
           <w:tblCellMar>
             <w:top w:w="0" w:type="dxa"/>
             <w:left w:w="108" w:type="dxa"/>
@@ -899,7 +904,6 @@
             <w:insideH w:val="single" w:color="auto" w:sz="4" w:space="0"/>
             <w:insideV w:val="single" w:color="auto" w:sz="4" w:space="0"/>
           </w:tblBorders>
-          <w:shd w:val="clear" w:color="auto" w:fill="FFFFFF"/>
           <w:tblCellMar>
             <w:top w:w="0" w:type="dxa"/>
             <w:left w:w="108" w:type="dxa"/>
@@ -1077,7 +1081,6 @@
             <w:insideH w:val="single" w:color="auto" w:sz="4" w:space="0"/>
             <w:insideV w:val="single" w:color="auto" w:sz="4" w:space="0"/>
           </w:tblBorders>
-          <w:shd w:val="clear" w:color="auto" w:fill="FFFFFF"/>
           <w:tblCellMar>
             <w:top w:w="0" w:type="dxa"/>
             <w:left w:w="108" w:type="dxa"/>
@@ -1803,7 +1806,6 @@
             <w:insideH w:val="single" w:color="auto" w:sz="4" w:space="0"/>
             <w:insideV w:val="single" w:color="auto" w:sz="4" w:space="0"/>
           </w:tblBorders>
-          <w:shd w:val="clear" w:color="auto" w:fill="FFFFFF"/>
           <w:tblCellMar>
             <w:top w:w="0" w:type="dxa"/>
             <w:left w:w="108" w:type="dxa"/>
@@ -1953,7 +1955,6 @@
             <w:insideH w:val="single" w:color="auto" w:sz="4" w:space="0"/>
             <w:insideV w:val="single" w:color="auto" w:sz="4" w:space="0"/>
           </w:tblBorders>
-          <w:shd w:val="clear" w:color="auto" w:fill="FFFFFF"/>
           <w:tblCellMar>
             <w:top w:w="0" w:type="dxa"/>
             <w:left w:w="108" w:type="dxa"/>
@@ -2038,6 +2039,7 @@
                   <w:insideH w:val="none" w:color="auto" w:sz="0" w:space="0"/>
                   <w:insideV w:val="none" w:color="auto" w:sz="0" w:space="0"/>
                 </w:tblBorders>
+                <w:shd w:val="clear" w:color="auto" w:fill="FFFFFF"/>
                 <w:tblCellMar>
                   <w:top w:w="15" w:type="dxa"/>
                   <w:left w:w="15" w:type="dxa"/>
@@ -2320,7 +2322,6 @@
             <w:insideH w:val="single" w:color="auto" w:sz="4" w:space="0"/>
             <w:insideV w:val="single" w:color="auto" w:sz="4" w:space="0"/>
           </w:tblBorders>
-          <w:shd w:val="clear" w:color="auto" w:fill="FFFFFF"/>
           <w:tblCellMar>
             <w:top w:w="0" w:type="dxa"/>
             <w:left w:w="108" w:type="dxa"/>
@@ -6633,12 +6634,6 @@
                   <w:insideV w:val="none" w:color="auto" w:sz="0" w:space="0"/>
                 </w:tblBorders>
                 <w:shd w:val="clear" w:color="auto" w:fill="FFFFFF"/>
-                <w:tblCellMar>
-                  <w:top w:w="15" w:type="dxa"/>
-                  <w:left w:w="15" w:type="dxa"/>
-                  <w:bottom w:w="15" w:type="dxa"/>
-                  <w:right w:w="15" w:type="dxa"/>
-                </w:tblCellMar>
               </w:tblPrEx>
               <w:tc>
                 <w:tcPr>
